--- a/apps/facture/static/facture/file_templates/file_output/xer.docx
+++ b/apps/facture/static/facture/file_templates/file_output/xer.docx
@@ -172,6 +172,84 @@
                 <w:szCs w:val="8"/>
               </w:rPr>
             </w:pPr>
+            <w:r>
+              <w:rPr>
+                <w:rFonts w:eastAsia="Times New Roman" w:cs="Times New Roman"/>
+                <w:noProof/>
+                <w:color w:val="000000"/>
+                <w:sz w:val="16"/>
+                <w:szCs w:val="16"/>
+              </w:rPr>
+              <mc:AlternateContent>
+                <mc:Choice Requires="wps">
+                  <w:drawing>
+                    <wp:anchor distT="6985" distB="6985" distL="6985" distR="6985" simplePos="0" relativeHeight="251659264" behindDoc="0" locked="0" layoutInCell="0" allowOverlap="1" wp14:anchorId="7B12CB09" wp14:editId="1B04067E">
+                      <wp:simplePos x="0" y="0"/>
+                      <wp:positionH relativeFrom="column">
+                        <wp:posOffset>8824</wp:posOffset>
+                      </wp:positionH>
+                      <wp:positionV relativeFrom="paragraph">
+                        <wp:posOffset>107885</wp:posOffset>
+                      </wp:positionV>
+                      <wp:extent cx="3909527" cy="743689"/>
+                      <wp:effectExtent l="0" t="0" r="15240" b="18415"/>
+                      <wp:wrapNone/>
+                      <wp:docPr id="1238232136" name="Shape 1"/>
+                      <wp:cNvGraphicFramePr/>
+                      <a:graphic xmlns:a="http://schemas.openxmlformats.org/drawingml/2006/main">
+                        <a:graphicData uri="http://schemas.microsoft.com/office/word/2010/wordprocessingShape">
+                          <wps:wsp>
+                            <wps:cNvSpPr/>
+                            <wps:spPr>
+                              <a:xfrm>
+                                <a:off x="0" y="0"/>
+                                <a:ext cx="3909527" cy="743689"/>
+                              </a:xfrm>
+                              <a:prstGeom prst="roundRect">
+                                <a:avLst>
+                                  <a:gd name="adj" fmla="val 16667"/>
+                                </a:avLst>
+                              </a:prstGeom>
+                              <a:noFill/>
+                              <a:ln w="12600">
+                                <a:solidFill>
+                                  <a:srgbClr val="000000"/>
+                                </a:solidFill>
+                                <a:round/>
+                              </a:ln>
+                            </wps:spPr>
+                            <wps:style>
+                              <a:lnRef idx="0">
+                                <a:scrgbClr r="0" g="0" b="0"/>
+                              </a:lnRef>
+                              <a:fillRef idx="0">
+                                <a:scrgbClr r="0" g="0" b="0"/>
+                              </a:fillRef>
+                              <a:effectRef idx="0">
+                                <a:scrgbClr r="0" g="0" b="0"/>
+                              </a:effectRef>
+                              <a:fontRef idx="minor"/>
+                            </wps:style>
+                            <wps:bodyPr/>
+                          </wps:wsp>
+                        </a:graphicData>
+                      </a:graphic>
+                      <wp14:sizeRelH relativeFrom="margin">
+                        <wp14:pctWidth>0</wp14:pctWidth>
+                      </wp14:sizeRelH>
+                      <wp14:sizeRelV relativeFrom="margin">
+                        <wp14:pctHeight>0</wp14:pctHeight>
+                      </wp14:sizeRelV>
+                    </wp:anchor>
+                  </w:drawing>
+                </mc:Choice>
+                <mc:Fallback>
+                  <w:pict>
+                    <v:roundrect w14:anchorId="020413C9" id="Shape 1" o:spid="_x0000_s1026" style="position:absolute;margin-left:.7pt;margin-top:8.5pt;width:307.85pt;height:58.55pt;z-index:251659264;visibility:visible;mso-wrap-style:square;mso-width-percent:0;mso-height-percent:0;mso-wrap-distance-left:.55pt;mso-wrap-distance-top:.55pt;mso-wrap-distance-right:.55pt;mso-wrap-distance-bottom:.55pt;mso-position-horizontal:absolute;mso-position-horizontal-relative:text;mso-position-vertical:absolute;mso-position-vertical-relative:text;mso-width-percent:0;mso-height-percent:0;mso-width-relative:margin;mso-height-relative:margin;v-text-anchor:top" arcsize="10923f" o:gfxdata="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" o:allowincell="f" filled="f" strokeweight=".35mm"/>
+                  </w:pict>
+                </mc:Fallback>
+              </mc:AlternateContent>
+            </w:r>
           </w:p>
           <w:tbl>
             <w:tblPr>
